--- a/Ass4/60_Assignment-4_DL.docx
+++ b/Ass4/60_Assignment-4_DL.docx
@@ -8,21 +8,142 @@
       </w:pPr>
       <w:r>
         <w:rPr>
+          <w:rFonts w:ascii="Arial" w:hAnsi="Arial"/>
+          <w:i/>
+          <w:sz w:val="24"/>
+        </w:rPr>
+        <w:t>BRACT's</w:t>
+      </w:r>
+    </w:p>
+    <w:p>
+      <w:pPr>
+        <w:jc w:val="center"/>
+      </w:pPr>
+      <w:r>
+        <w:rPr>
+          <w:rFonts w:ascii="Arial" w:hAnsi="Arial"/>
           <w:b/>
-          <w:sz w:val="32"/>
+          <w:sz w:val="28"/>
+          <w:u w:val="single"/>
         </w:rPr>
         <w:t>Vishwakarma Institute of Technology, Pune</w:t>
-        <w:br/>
+      </w:r>
+    </w:p>
+    <w:p>
+      <w:pPr>
+        <w:jc w:val="center"/>
+      </w:pPr>
+      <w:r>
+        <w:rPr>
+          <w:rFonts w:ascii="Arial" w:hAnsi="Arial"/>
+          <w:b/>
+          <w:sz w:val="24"/>
+          <w:u w:val="single"/>
+        </w:rPr>
+        <w:t>Practical Implementation Sheet</w:t>
+      </w:r>
+    </w:p>
+    <w:p/>
+    <w:p>
+      <w:pPr>
+        <w:jc w:val="center"/>
+      </w:pPr>
+      <w:r>
+        <w:rPr>
+          <w:u w:val="single"/>
+        </w:rPr>
+        <w:t xml:space="preserve">Department: </w:t>
+      </w:r>
+      <w:r>
+        <w:t xml:space="preserve">CSE-AI        </w:t>
       </w:r>
       <w:r>
         <w:rPr>
+          <w:u w:val="single"/>
+        </w:rPr>
+        <w:t>Semester: 5</w:t>
+      </w:r>
+      <w:r>
+        <w:t xml:space="preserve">        </w:t>
+      </w:r>
+      <w:r>
+        <w:rPr>
+          <w:u w:val="single"/>
+        </w:rPr>
+        <w:t>Academic Year: 2026-27</w:t>
+      </w:r>
+    </w:p>
+    <w:p>
+      <w:pPr>
+        <w:jc w:val="center"/>
+      </w:pPr>
+      <w:r>
+        <w:rPr>
+          <w:u w:val="single"/>
+        </w:rPr>
+        <w:t xml:space="preserve">Division: </w:t>
+      </w:r>
+      <w:r>
+        <w:t xml:space="preserve">E        </w:t>
+      </w:r>
+      <w:r>
+        <w:rPr>
+          <w:u w:val="single"/>
+        </w:rPr>
+        <w:t>Batch: 3</w:t>
+      </w:r>
+      <w:r>
+        <w:t xml:space="preserve">        </w:t>
+      </w:r>
+      <w:r>
+        <w:rPr>
+          <w:u w:val="single"/>
+        </w:rPr>
+        <w:t>Practical No: 4</w:t>
+      </w:r>
+    </w:p>
+    <w:p>
+      <w:pPr>
+        <w:jc w:val="center"/>
+      </w:pPr>
+      <w:r>
+        <w:rPr>
+          <w:u w:val="single"/>
+        </w:rPr>
+        <w:t xml:space="preserve">Roll no: </w:t>
+      </w:r>
+      <w:r>
+        <w:t xml:space="preserve">60        </w:t>
+      </w:r>
+      <w:r>
+        <w:rPr>
+          <w:u w:val="single"/>
+        </w:rPr>
+        <w:t>PRN No: 12414029</w:t>
+      </w:r>
+      <w:r>
+        <w:t xml:space="preserve">        </w:t>
+      </w:r>
+      <w:r>
+        <w:rPr>
+          <w:u w:val="single"/>
+        </w:rPr>
+        <w:t>Name of Student: Shaikh Hunain</w:t>
+      </w:r>
+    </w:p>
+    <w:p/>
+    <w:p>
+      <w:pPr>
+        <w:jc w:val="center"/>
+      </w:pPr>
+      <w:r>
+        <w:rPr>
+          <w:rFonts w:ascii="Arial" w:hAnsi="Arial"/>
           <w:b/>
-          <w:sz w:val="26"/>
+          <w:sz w:val="24"/>
+          <w:u w:val="single"/>
         </w:rPr>
-        <w:t>Department of Computer Engineering (Artificial Intelligence)</w:t>
-        <w:br/>
-        <w:t>CI3201: Deep Learning - Lab Assignment 4</w:t>
-        <w:br/>
+        <w:t>Subject Name : Deep Learning</w:t>
       </w:r>
     </w:p>
     <w:p>
@@ -31,15 +152,16 @@
       </w:r>
     </w:p>
     <w:p>
+      <w:pPr>
+        <w:pStyle w:val="Heading2"/>
+      </w:pPr>
       <w:r>
-        <w:rPr>
-          <w:b/>
-          <w:sz w:val="22"/>
-        </w:rPr>
-        <w:t xml:space="preserve">Problem Statement: </w:t>
+        <w:t>1. Problem Statement</w:t>
       </w:r>
+    </w:p>
+    <w:p>
       <w:r>
-        <w:t>Develop an LSTM-based model for time-series forecasting. Use the Keras Functional API to build a recurrent neural network that predicts future stock prices (AAPL) based on historical sequence data.</w:t>
+        <w:t>Develop an LSTM-based model for time-series forecasting using historical Apple (AAPL) stock price data.</w:t>
       </w:r>
     </w:p>
     <w:p>
@@ -47,18 +169,16 @@
         <w:pStyle w:val="Heading2"/>
       </w:pPr>
       <w:r>
-        <w:t>1. Course Objectives &amp; Relevance</w:t>
+        <w:t>2. Objectives</w:t>
       </w:r>
     </w:p>
     <w:p>
       <w:r>
-        <w:t>1. Understand the architecture of Recurrent Neural Networks (RNN) and Long Short-Term Memory (LSTM) cells.</w:t>
+        <w:t>1. Understand Recurrent Neural Networks and temporal sequences.</w:t>
         <w:br/>
-        <w:t>2. Solve the vanishing gradient problem using LSTM gating mechanisms (Forget, Input, Output gates).</w:t>
+        <w:t>2. Implement LSTM gates to prevent vanishing gradients.</w:t>
         <w:br/>
-        <w:t>3. Process sequential data by defining lookback windows and generating 3D tensors for Keras.</w:t>
-        <w:br/>
-        <w:t>4. Implement early stopping to prevent overfitting during chronological time-series training.</w:t>
+        <w:t>3. Forecast future values based on past time steps.</w:t>
       </w:r>
     </w:p>
     <w:p>
@@ -66,29 +186,20 @@
         <w:pStyle w:val="Heading2"/>
       </w:pPr>
       <w:r>
-        <w:t>2. Theoretical Foundations &amp; Mathematical Formulations</w:t>
+        <w:t>3. Methodology &amp; Algorithm</w:t>
       </w:r>
     </w:p>
     <w:p>
       <w:r>
-        <w:t>LSTM Gate Equations:</w:t>
+        <w:t>1. Load AAPL stock prices.</w:t>
         <w:br/>
-        <w:t>1. Forget Gate: f_t = sigma(W_f * [h_{t-1}, x_t] + b_f)</w:t>
+        <w:t>2. Scale data to [0,1].</w:t>
         <w:br/>
-        <w:t>2. Input Gate: i_t = sigma(W_i * [h_{t-1}, x_t] + b_i)</w:t>
+        <w:t>3. Create sequences of 60 days.</w:t>
         <w:br/>
-        <w:t>3. Candidate Cell State: C'_t = tanh(W_C * [h_{t-1}, x_t] + b_C)</w:t>
+        <w:t>4. Define PyTorch LSTM model.</w:t>
         <w:br/>
-        <w:t>4. Update Cell State: C_t = f_t * C_{t-1} + i_t * C'_t</w:t>
-        <w:br/>
-        <w:t>5. Output Gate: o_t = sigma(W_o * [h_{t-1}, x_t] + b_o)</w:t>
-        <w:br/>
-        <w:t>6. Hidden State: h_t = o_t * tanh(C_t)</w:t>
-        <w:br/>
-        <w:br/>
-        <w:t>Loss Function for Forecasting:</w:t>
-        <w:br/>
-        <w:t>Mean Squared Error (MSE) = (1/n) * sum(Y_actual - Y_predicted)^2</w:t>
+        <w:t>5. Train and overlay predictions on actual historical data.</w:t>
       </w:r>
     </w:p>
     <w:p>
@@ -96,30 +207,12 @@
         <w:pStyle w:val="Heading2"/>
       </w:pPr>
       <w:r>
-        <w:t>3. Algorithm / Step-by-Step Execution Plan</w:t>
+        <w:t>4. Conclusion</w:t>
       </w:r>
     </w:p>
     <w:p>
       <w:r>
-        <w:t>1. Import libraries: NumPy, Pandas, Matplotlib, Keras (Functional API), and yfinance.</w:t>
-        <w:br/>
-        <w:t>2. Download historical stock price data for Apple (AAPL).</w:t>
-        <w:br/>
-        <w:t>3. Preprocess data by scaling it between 0 and 1 using MinMaxScaler.</w:t>
-        <w:br/>
-        <w:t>4. Create rolling window sequences of length N (e.g., 60 days) to predict the N+1 day.</w:t>
-        <w:br/>
-        <w:t>5. Split the data chronologically into 80% training and 20% testing sets.</w:t>
-        <w:br/>
-        <w:t>6. Construct LSTM Architecture: Input(60, 1) -&gt; LSTM(64) -&gt; Dropout(0.2) -&gt; Dense(1).</w:t>
-        <w:br/>
-        <w:t>7. Compile model using RMSprop optimizer and MSE loss.</w:t>
-        <w:br/>
-        <w:t>8. Train model for 50 epochs utilizing EarlyStopping on validation loss.</w:t>
-        <w:br/>
-        <w:t>9. Inverse scale predictions and compute Root Mean Squared Error (RMSE).</w:t>
-        <w:br/>
-        <w:t>10. Plot actual vs predicted stock prices to visually inspect forecasting accuracy.</w:t>
+        <w:t>LSTMs successfully capture temporal dependencies and trends in time-series data, making them highly suitable for financial forecasting.</w:t>
       </w:r>
     </w:p>
     <w:p>
@@ -127,282 +220,101 @@
         <w:pStyle w:val="Heading2"/>
       </w:pPr>
       <w:r>
-        <w:t>4. LSTM Architecture Breakdown</w:t>
-      </w:r>
-    </w:p>
-    <w:tbl>
-      <w:tblPr>
-        <w:tblW w:type="auto" w:w="0"/>
-        <w:jc w:val="center"/>
-        <w:tblLook w:firstColumn="1" w:firstRow="1" w:lastColumn="0" w:lastRow="0" w:noHBand="0" w:noVBand="1" w:val="04A0"/>
-      </w:tblPr>
-      <w:tblGrid>
-        <w:gridCol w:w="2160"/>
-        <w:gridCol w:w="2160"/>
-        <w:gridCol w:w="2160"/>
-        <w:gridCol w:w="2160"/>
-      </w:tblGrid>
-      <w:tr>
-        <w:tc>
-          <w:tcPr>
-            <w:tcW w:type="dxa" w:w="2160"/>
-            <w:shd w:val="clear" w:color="auto" w:fill="1F4E79"/>
-          </w:tcPr>
-          <w:p>
-            <w:r>
-              <w:rPr>
-                <w:b/>
-                <w:color w:val="FFFFFF"/>
-              </w:rPr>
-              <w:t>Layer Name</w:t>
-            </w:r>
-          </w:p>
-        </w:tc>
-        <w:tc>
-          <w:tcPr>
-            <w:tcW w:type="dxa" w:w="2160"/>
-            <w:shd w:val="clear" w:color="auto" w:fill="1F4E79"/>
-          </w:tcPr>
-          <w:p>
-            <w:r>
-              <w:rPr>
-                <w:b/>
-                <w:color w:val="FFFFFF"/>
-              </w:rPr>
-              <w:t>Layer Type</w:t>
-            </w:r>
-          </w:p>
-        </w:tc>
-        <w:tc>
-          <w:tcPr>
-            <w:tcW w:type="dxa" w:w="2160"/>
-            <w:shd w:val="clear" w:color="auto" w:fill="1F4E79"/>
-          </w:tcPr>
-          <w:p>
-            <w:r>
-              <w:rPr>
-                <w:b/>
-                <w:color w:val="FFFFFF"/>
-              </w:rPr>
-              <w:t>Output Shape</w:t>
-            </w:r>
-          </w:p>
-        </w:tc>
-        <w:tc>
-          <w:tcPr>
-            <w:tcW w:type="dxa" w:w="2160"/>
-            <w:shd w:val="clear" w:color="auto" w:fill="1F4E79"/>
-          </w:tcPr>
-          <w:p>
-            <w:r>
-              <w:rPr>
-                <w:b/>
-                <w:color w:val="FFFFFF"/>
-              </w:rPr>
-              <w:t>Trainable Parameters</w:t>
-            </w:r>
-          </w:p>
-        </w:tc>
-      </w:tr>
-      <w:tr>
-        <w:tc>
-          <w:tcPr>
-            <w:tcW w:type="dxa" w:w="2160"/>
-            <w:shd w:val="clear" w:color="auto" w:fill="F2F2F2"/>
-          </w:tcPr>
-          <w:p>
-            <w:r>
-              <w:t>inputs</w:t>
-            </w:r>
-          </w:p>
-        </w:tc>
-        <w:tc>
-          <w:tcPr>
-            <w:tcW w:type="dxa" w:w="2160"/>
-            <w:shd w:val="clear" w:color="auto" w:fill="F2F2F2"/>
-          </w:tcPr>
-          <w:p>
-            <w:r>
-              <w:t>InputLayer</w:t>
-            </w:r>
-          </w:p>
-        </w:tc>
-        <w:tc>
-          <w:tcPr>
-            <w:tcW w:type="dxa" w:w="2160"/>
-            <w:shd w:val="clear" w:color="auto" w:fill="F2F2F2"/>
-          </w:tcPr>
-          <w:p>
-            <w:r>
-              <w:t>(None, 60, 1)</w:t>
-            </w:r>
-          </w:p>
-        </w:tc>
-        <w:tc>
-          <w:tcPr>
-            <w:tcW w:type="dxa" w:w="2160"/>
-            <w:shd w:val="clear" w:color="auto" w:fill="F2F2F2"/>
-          </w:tcPr>
-          <w:p>
-            <w:r>
-              <w:t>0</w:t>
-            </w:r>
-          </w:p>
-        </w:tc>
-      </w:tr>
-      <w:tr>
-        <w:tc>
-          <w:tcPr>
-            <w:tcW w:type="dxa" w:w="2160"/>
-          </w:tcPr>
-          <w:p>
-            <w:r>
-              <w:t>lstm_1</w:t>
-            </w:r>
-          </w:p>
-        </w:tc>
-        <w:tc>
-          <w:tcPr>
-            <w:tcW w:type="dxa" w:w="2160"/>
-          </w:tcPr>
-          <w:p>
-            <w:r>
-              <w:t>LSTM</w:t>
-            </w:r>
-          </w:p>
-        </w:tc>
-        <w:tc>
-          <w:tcPr>
-            <w:tcW w:type="dxa" w:w="2160"/>
-          </w:tcPr>
-          <w:p>
-            <w:r>
-              <w:t>(None, 64)</w:t>
-            </w:r>
-          </w:p>
-        </w:tc>
-        <w:tc>
-          <w:tcPr>
-            <w:tcW w:type="dxa" w:w="2160"/>
-          </w:tcPr>
-          <w:p>
-            <w:r>
-              <w:t>16,896</w:t>
-            </w:r>
-          </w:p>
-        </w:tc>
-      </w:tr>
-      <w:tr>
-        <w:tc>
-          <w:tcPr>
-            <w:tcW w:type="dxa" w:w="2160"/>
-            <w:shd w:val="clear" w:color="auto" w:fill="F2F2F2"/>
-          </w:tcPr>
-          <w:p>
-            <w:r>
-              <w:t>dropout_1</w:t>
-            </w:r>
-          </w:p>
-        </w:tc>
-        <w:tc>
-          <w:tcPr>
-            <w:tcW w:type="dxa" w:w="2160"/>
-            <w:shd w:val="clear" w:color="auto" w:fill="F2F2F2"/>
-          </w:tcPr>
-          <w:p>
-            <w:r>
-              <w:t>Dropout (0.2)</w:t>
-            </w:r>
-          </w:p>
-        </w:tc>
-        <w:tc>
-          <w:tcPr>
-            <w:tcW w:type="dxa" w:w="2160"/>
-            <w:shd w:val="clear" w:color="auto" w:fill="F2F2F2"/>
-          </w:tcPr>
-          <w:p>
-            <w:r>
-              <w:t>(None, 64)</w:t>
-            </w:r>
-          </w:p>
-        </w:tc>
-        <w:tc>
-          <w:tcPr>
-            <w:tcW w:type="dxa" w:w="2160"/>
-            <w:shd w:val="clear" w:color="auto" w:fill="F2F2F2"/>
-          </w:tcPr>
-          <w:p>
-            <w:r>
-              <w:t>0</w:t>
-            </w:r>
-          </w:p>
-        </w:tc>
-      </w:tr>
-      <w:tr>
-        <w:tc>
-          <w:tcPr>
-            <w:tcW w:type="dxa" w:w="2160"/>
-          </w:tcPr>
-          <w:p>
-            <w:r>
-              <w:t>out_layer</w:t>
-            </w:r>
-          </w:p>
-        </w:tc>
-        <w:tc>
-          <w:tcPr>
-            <w:tcW w:type="dxa" w:w="2160"/>
-          </w:tcPr>
-          <w:p>
-            <w:r>
-              <w:t>Dense</w:t>
-            </w:r>
-          </w:p>
-        </w:tc>
-        <w:tc>
-          <w:tcPr>
-            <w:tcW w:type="dxa" w:w="2160"/>
-          </w:tcPr>
-          <w:p>
-            <w:r>
-              <w:t>(None, 1)</w:t>
-            </w:r>
-          </w:p>
-        </w:tc>
-        <w:tc>
-          <w:tcPr>
-            <w:tcW w:type="dxa" w:w="2160"/>
-          </w:tcPr>
-          <w:p>
-            <w:r>
-              <w:t>65</w:t>
-            </w:r>
-          </w:p>
-        </w:tc>
-      </w:tr>
-    </w:tbl>
-    <w:p>
-      <w:r>
-        <w:br/>
+        <w:t>5. Plots &amp; Visualizations</w:t>
       </w:r>
     </w:p>
     <w:p>
       <w:pPr>
-        <w:pStyle w:val="Heading2"/>
+        <w:jc w:val="center"/>
       </w:pPr>
       <w:r>
-        <w:t>5. Conclusions &amp; Summary</w:t>
+        <w:drawing>
+          <wp:inline xmlns:a="http://schemas.openxmlformats.org/drawingml/2006/main" xmlns:pic="http://schemas.openxmlformats.org/drawingml/2006/picture">
+            <wp:extent cx="4572000" cy="1828800"/>
+            <wp:docPr id="1" name="Picture 1"/>
+            <wp:cNvGraphicFramePr>
+              <a:graphicFrameLocks noChangeAspect="1"/>
+            </wp:cNvGraphicFramePr>
+            <a:graphic>
+              <a:graphicData uri="http://schemas.openxmlformats.org/drawingml/2006/picture">
+                <pic:pic>
+                  <pic:nvPicPr>
+                    <pic:cNvPr id="0" name="aapl_historical.png"/>
+                    <pic:cNvPicPr/>
+                  </pic:nvPicPr>
+                  <pic:blipFill>
+                    <a:blip r:embed="rId9"/>
+                    <a:stretch>
+                      <a:fillRect/>
+                    </a:stretch>
+                  </pic:blipFill>
+                  <pic:spPr>
+                    <a:xfrm>
+                      <a:off x="0" y="0"/>
+                      <a:ext cx="4572000" cy="1828800"/>
+                    </a:xfrm>
+                    <a:prstGeom prst="rect"/>
+                  </pic:spPr>
+                </pic:pic>
+              </a:graphicData>
+            </a:graphic>
+          </wp:inline>
+        </w:drawing>
       </w:r>
     </w:p>
     <w:p>
+      <w:pPr>
+        <w:jc w:val="center"/>
+      </w:pPr>
       <w:r>
-        <w:t>1. Successfully developed an LSTM model capable of learning long-term dependencies in non-stationary time-series data.</w:t>
-        <w:br/>
-        <w:t>2. The Keras Functional API provided a modular approach to mapping sequential inputs through LSTM and Dense layers.</w:t>
-        <w:br/>
-        <w:t>3. EarlyStopping prevented the model from overfitting the training data by monitoring validation loss.</w:t>
-        <w:br/>
-        <w:t>4. Visual evaluation of actual vs. predicted stock prices demonstrated the LSTM's capability to track major market trends effectively.</w:t>
+        <w:t>aapl_historical.png</w:t>
+      </w:r>
+    </w:p>
+    <w:p>
+      <w:pPr>
+        <w:jc w:val="center"/>
+      </w:pPr>
+      <w:r>
+        <w:drawing>
+          <wp:inline xmlns:a="http://schemas.openxmlformats.org/drawingml/2006/main" xmlns:pic="http://schemas.openxmlformats.org/drawingml/2006/picture">
+            <wp:extent cx="4572000" cy="2286000"/>
+            <wp:docPr id="2" name="Picture 2"/>
+            <wp:cNvGraphicFramePr>
+              <a:graphicFrameLocks noChangeAspect="1"/>
+            </wp:cNvGraphicFramePr>
+            <a:graphic>
+              <a:graphicData uri="http://schemas.openxmlformats.org/drawingml/2006/picture">
+                <pic:pic>
+                  <pic:nvPicPr>
+                    <pic:cNvPr id="0" name="lstm_real_predictions.png"/>
+                    <pic:cNvPicPr/>
+                  </pic:nvPicPr>
+                  <pic:blipFill>
+                    <a:blip r:embed="rId10"/>
+                    <a:stretch>
+                      <a:fillRect/>
+                    </a:stretch>
+                  </pic:blipFill>
+                  <pic:spPr>
+                    <a:xfrm>
+                      <a:off x="0" y="0"/>
+                      <a:ext cx="4572000" cy="2286000"/>
+                    </a:xfrm>
+                    <a:prstGeom prst="rect"/>
+                  </pic:spPr>
+                </pic:pic>
+              </a:graphicData>
+            </a:graphic>
+          </wp:inline>
+        </w:drawing>
+      </w:r>
+    </w:p>
+    <w:p>
+      <w:pPr>
+        <w:jc w:val="center"/>
+      </w:pPr>
+      <w:r>
+        <w:t>lstm_real_predictions.png</w:t>
       </w:r>
     </w:p>
     <w:sectPr>
@@ -778,6 +690,10 @@
     <w:name w:val="Normal"/>
     <w:qFormat/>
     <w:rsid w:val="00FC693F"/>
+    <w:rPr>
+      <w:rFonts w:ascii="Arial" w:hAnsi="Arial"/>
+      <w:sz w:val="22"/>
+    </w:rPr>
   </w:style>
   <w:style w:type="paragraph" w:styleId="Header">
     <w:name w:val="header"/>

--- a/Ass4/60_Assignment-4_DL.docx
+++ b/Ass4/60_Assignment-4_DL.docx
@@ -146,11 +146,7 @@
         <w:t>Subject Name : Deep Learning</w:t>
       </w:r>
     </w:p>
-    <w:p>
-      <w:r>
-        <w:t>================================================================================</w:t>
-      </w:r>
-    </w:p>
+    <w:p/>
     <w:p>
       <w:pPr>
         <w:pStyle w:val="Heading2"/>

--- a/Ass4/60_Assignment-4_DL.docx
+++ b/Ass4/60_Assignment-4_DL.docx
@@ -9,6 +9,7 @@
       <w:r>
         <w:rPr>
           <w:rFonts w:ascii="Arial" w:hAnsi="Arial"/>
+          <w:b/>
           <w:i/>
           <w:sz w:val="24"/>
         </w:rPr>
@@ -43,7 +44,6 @@
         <w:t>Practical Implementation Sheet</w:t>
       </w:r>
     </w:p>
-    <w:p/>
     <w:p>
       <w:pPr>
         <w:jc w:val="center"/>
@@ -55,7 +55,7 @@
         <w:t xml:space="preserve">Department: </w:t>
       </w:r>
       <w:r>
-        <w:t xml:space="preserve">CSE-AI        </w:t>
+        <w:t xml:space="preserve"> CSE-AI        </w:t>
       </w:r>
       <w:r>
         <w:rPr>
@@ -64,7 +64,7 @@
         <w:t>Semester: 5</w:t>
       </w:r>
       <w:r>
-        <w:t xml:space="preserve">        </w:t>
+        <w:tab/>
       </w:r>
       <w:r>
         <w:rPr>
@@ -84,16 +84,18 @@
         <w:t xml:space="preserve">Division: </w:t>
       </w:r>
       <w:r>
-        <w:t xml:space="preserve">E        </w:t>
+        <w:t xml:space="preserve">  E </w:t>
+        <w:tab/>
       </w:r>
       <w:r>
         <w:rPr>
           <w:u w:val="single"/>
         </w:rPr>
-        <w:t>Batch: 3</w:t>
+        <w:t>Batch:  3</w:t>
       </w:r>
       <w:r>
-        <w:t xml:space="preserve">        </w:t>
+        <w:t xml:space="preserve">     </w:t>
+        <w:tab/>
       </w:r>
       <w:r>
         <w:rPr>
@@ -110,10 +112,10 @@
         <w:rPr>
           <w:u w:val="single"/>
         </w:rPr>
-        <w:t xml:space="preserve">Roll no: </w:t>
+        <w:t xml:space="preserve"> Roll no: </w:t>
       </w:r>
       <w:r>
-        <w:t xml:space="preserve">60        </w:t>
+        <w:t xml:space="preserve"> 60       </w:t>
       </w:r>
       <w:r>
         <w:rPr>
@@ -122,7 +124,7 @@
         <w:t>PRN No: 12414029</w:t>
       </w:r>
       <w:r>
-        <w:t xml:space="preserve">        </w:t>
+        <w:t xml:space="preserve"> </w:t>
       </w:r>
       <w:r>
         <w:rPr>
@@ -146,77 +148,86 @@
         <w:t>Subject Name : Deep Learning</w:t>
       </w:r>
     </w:p>
-    <w:p/>
     <w:p>
-      <w:pPr>
-        <w:pStyle w:val="Heading2"/>
-      </w:pPr>
       <w:r>
-        <w:t>1. Problem Statement</w:t>
+        <w:rPr>
+          <w:rFonts w:ascii="Arial" w:hAnsi="Arial"/>
+          <w:b/>
+        </w:rPr>
+        <w:t xml:space="preserve">Problem Statement: </w:t>
+      </w:r>
+      <w:r>
+        <w:rPr>
+          <w:rFonts w:ascii="Arial" w:hAnsi="Arial"/>
+        </w:rPr>
+        <w:t>Develop an LSTM-based model for time-series forecasting using historical Apple (AAPL) stock price data.</w:t>
       </w:r>
     </w:p>
     <w:p>
       <w:r>
-        <w:t>Develop an LSTM-based model for time-series forecasting using historical Apple (AAPL) stock price data.</w:t>
-      </w:r>
-    </w:p>
-    <w:p>
-      <w:pPr>
-        <w:pStyle w:val="Heading2"/>
-      </w:pPr>
-      <w:r>
-        <w:t>2. Objectives</w:t>
+        <w:rPr>
+          <w:rFonts w:ascii="Arial" w:hAnsi="Arial"/>
+          <w:b/>
+          <w:sz w:val="22"/>
+        </w:rPr>
+        <w:t>1. Course Objectives &amp; Relevance</w:t>
       </w:r>
     </w:p>
     <w:p>
       <w:r>
-        <w:t>1. Understand Recurrent Neural Networks and temporal sequences.</w:t>
+        <w:t>1. Understand Recurrent Neural Networks (RNN) and temporal sequences.</w:t>
         <w:br/>
         <w:t>2. Implement LSTM gates to prevent vanishing gradients.</w:t>
         <w:br/>
-        <w:t>3. Forecast future values based on past time steps.</w:t>
-      </w:r>
-    </w:p>
-    <w:p>
-      <w:pPr>
-        <w:pStyle w:val="Heading2"/>
-      </w:pPr>
-      <w:r>
-        <w:t>3. Methodology &amp; Algorithm</w:t>
+        <w:t>3. Forecast future continuous values based on historical time steps.</w:t>
       </w:r>
     </w:p>
     <w:p>
       <w:r>
-        <w:t>1. Load AAPL stock prices.</w:t>
-        <w:br/>
-        <w:t>2. Scale data to [0,1].</w:t>
-        <w:br/>
-        <w:t>3. Create sequences of 60 days.</w:t>
-        <w:br/>
-        <w:t>4. Define PyTorch LSTM model.</w:t>
-        <w:br/>
-        <w:t>5. Train and overlay predictions on actual historical data.</w:t>
-      </w:r>
-    </w:p>
-    <w:p>
-      <w:pPr>
-        <w:pStyle w:val="Heading2"/>
-      </w:pPr>
-      <w:r>
-        <w:t>4. Conclusion</w:t>
+        <w:rPr>
+          <w:rFonts w:ascii="Arial" w:hAnsi="Arial"/>
+          <w:b/>
+          <w:sz w:val="22"/>
+        </w:rPr>
+        <w:t>2. Theoretical Foundations &amp; Mathematical Formulations</w:t>
       </w:r>
     </w:p>
     <w:p>
       <w:r>
-        <w:t>LSTMs successfully capture temporal dependencies and trends in time-series data, making them highly suitable for financial forecasting.</w:t>
+        <w:t>Long Short-Term Memory (LSTM) cells use Forget, Input, and Output gates to regulate information flow. This architecture preserves long-term dependencies in time-series data.</w:t>
       </w:r>
     </w:p>
     <w:p>
-      <w:pPr>
-        <w:pStyle w:val="Heading2"/>
-      </w:pPr>
       <w:r>
-        <w:t>5. Plots &amp; Visualizations</w:t>
+        <w:rPr>
+          <w:rFonts w:ascii="Arial" w:hAnsi="Arial"/>
+          <w:b/>
+          <w:sz w:val="22"/>
+        </w:rPr>
+        <w:t>3. Algorithm / Step-by-Step Execution Plan</w:t>
+      </w:r>
+    </w:p>
+    <w:p>
+      <w:r>
+        <w:t>1. Load AAPL historical stock prices.</w:t>
+        <w:br/>
+        <w:t>2. Scale numerical data to [0,1] for network stability.</w:t>
+        <w:br/>
+        <w:t>3. Create rolling sequences of 60 days.</w:t>
+        <w:br/>
+        <w:t>4. Define PyTorch LSTM regression model.</w:t>
+        <w:br/>
+        <w:t>5. Train and overlay predictions on actual historical charts.</w:t>
+      </w:r>
+    </w:p>
+    <w:p>
+      <w:r>
+        <w:rPr>
+          <w:rFonts w:ascii="Arial" w:hAnsi="Arial"/>
+          <w:b/>
+          <w:sz w:val="22"/>
+        </w:rPr>
+        <w:t>4. Model Architecture &amp; Visualizations</w:t>
       </w:r>
     </w:p>
     <w:p>
@@ -226,7 +237,7 @@
       <w:r>
         <w:drawing>
           <wp:inline xmlns:a="http://schemas.openxmlformats.org/drawingml/2006/main" xmlns:pic="http://schemas.openxmlformats.org/drawingml/2006/picture">
-            <wp:extent cx="4572000" cy="1828800"/>
+            <wp:extent cx="5029200" cy="2011680"/>
             <wp:docPr id="1" name="Picture 1"/>
             <wp:cNvGraphicFramePr>
               <a:graphicFrameLocks noChangeAspect="1"/>
@@ -247,7 +258,7 @@
                   <pic:spPr>
                     <a:xfrm>
                       <a:off x="0" y="0"/>
-                      <a:ext cx="4572000" cy="1828800"/>
+                      <a:ext cx="5029200" cy="2011680"/>
                     </a:xfrm>
                     <a:prstGeom prst="rect"/>
                   </pic:spPr>
@@ -273,7 +284,7 @@
       <w:r>
         <w:drawing>
           <wp:inline xmlns:a="http://schemas.openxmlformats.org/drawingml/2006/main" xmlns:pic="http://schemas.openxmlformats.org/drawingml/2006/picture">
-            <wp:extent cx="4572000" cy="2286000"/>
+            <wp:extent cx="5029200" cy="2514600"/>
             <wp:docPr id="2" name="Picture 2"/>
             <wp:cNvGraphicFramePr>
               <a:graphicFrameLocks noChangeAspect="1"/>
@@ -294,7 +305,7 @@
                   <pic:spPr>
                     <a:xfrm>
                       <a:off x="0" y="0"/>
-                      <a:ext cx="4572000" cy="2286000"/>
+                      <a:ext cx="5029200" cy="2514600"/>
                     </a:xfrm>
                     <a:prstGeom prst="rect"/>
                   </pic:spPr>
@@ -311,6 +322,21 @@
       </w:pPr>
       <w:r>
         <w:t>lstm_real_predictions.png</w:t>
+      </w:r>
+    </w:p>
+    <w:p>
+      <w:r>
+        <w:rPr>
+          <w:rFonts w:ascii="Arial" w:hAnsi="Arial"/>
+          <w:b/>
+          <w:sz w:val="22"/>
+        </w:rPr>
+        <w:t>5. Conclusions &amp; Summary</w:t>
+      </w:r>
+    </w:p>
+    <w:p>
+      <w:r>
+        <w:t>LSTMs successfully capture temporal dependencies and trends in time-series data, making them highly suitable for financial forecasting compared to standard feedforward networks.</w:t>
       </w:r>
     </w:p>
     <w:sectPr>
